--- a/BSI-C5/CSW-BSI-C5-Compliance-Report.docx
+++ b/BSI-C5/CSW-BSI-C5-Compliance-Report.docx
@@ -171,6 +171,62 @@
     </w:p>
     <w:bookmarkEnd w:id="11"/>
     <w:bookmarkStart w:id="12" w:name="executive-summary"/>
+    <w:p>
+      <w:pPr>
+        <w:pStyle w:val="Heading2"/>
+      </w:pPr>
+      <w:r>
+        <w:t>How to read the coverage words</w:t>
+      </w:r>
+    </w:p>
+    <w:p>
+      <w:pPr/>
+      <w:r>
+        <w:rPr>
+          <w:b/>
+        </w:rPr>
+        <w:t>Full Coverage</w:t>
+      </w:r>
+      <w:r>
+        <w:t xml:space="preserve"> on the older reports means Secure Workload can produce that row's artifact. It does not mean the control is met.</w:t>
+      </w:r>
+    </w:p>
+    <w:p>
+      <w:pPr/>
+      <w:r>
+        <w:rPr>
+          <w:b/>
+        </w:rPr>
+        <w:t>Partial Coverage</w:t>
+      </w:r>
+      <w:r>
+        <w:t xml:space="preserve"> means file that export next to another control.</w:t>
+      </w:r>
+    </w:p>
+    <w:p>
+      <w:pPr/>
+      <w:r>
+        <w:rPr>
+          <w:b/>
+        </w:rPr>
+        <w:t>Evidence Required</w:t>
+      </w:r>
+      <w:r>
+        <w:t xml:space="preserve"> means Secure Workload has no record. The customer files the contract, the analysis, or the HR or physical-security evidence.</w:t>
+      </w:r>
+    </w:p>
+    <w:p>
+      <w:pPr/>
+      <w:r>
+        <w:rPr>
+          <w:b/>
+        </w:rPr>
+        <w:t>Direct, Supporting, and Out of scope</w:t>
+      </w:r>
+      <w:r>
+        <w:t xml:space="preserve"> on the newer reports are the same idea in different words. Direct is still evidence, not a pass.</w:t>
+      </w:r>
+    </w:p>
     <w:p>
       <w:pPr>
         <w:pStyle w:val="Heading2"/>

--- a/BSI-C5/CSW-BSI-C5-Compliance-Report.docx
+++ b/BSI-C5/CSW-BSI-C5-Compliance-Report.docx
@@ -10,7 +10,7 @@
         <w:t xml:space="preserve">Cisco Secure Workload - BSI C5 Compliance Report</w:t>
       </w:r>
     </w:p>
-    <w:bookmarkStart w:id="22" w:name="X06357963e33d38f0b1bd03ae04f044b265f5744"/>
+    <w:bookmarkStart w:id="23" w:name="X06357963e33d38f0b1bd03ae04f044b265f5744"/>
     <w:p>
       <w:pPr>
         <w:pStyle w:val="Heading1"/>
@@ -170,63 +170,103 @@
       </w:r>
     </w:p>
     <w:bookmarkEnd w:id="11"/>
-    <w:bookmarkStart w:id="12" w:name="executive-summary"/>
+    <w:bookmarkStart w:id="12" w:name="how-to-read-the-coverage-column"/>
     <w:p>
       <w:pPr>
         <w:pStyle w:val="Heading2"/>
       </w:pPr>
       <w:r>
-        <w:t>How to read the coverage words</w:t>
-      </w:r>
-    </w:p>
-    <w:p>
-      <w:pPr/>
+        <w:t xml:space="preserve">How to read the Coverage column</w:t>
+      </w:r>
+    </w:p>
+    <w:p>
+      <w:pPr>
+        <w:pStyle w:val="FirstParagraph"/>
+      </w:pPr>
+      <w:r>
+        <w:t xml:space="preserve">Every report in this set uses the same three coverage words. Coverage describes</w:t>
+      </w:r>
+      <w:r>
+        <w:t xml:space="preserve"> </w:t>
+      </w:r>
       <w:r>
         <w:rPr>
           <w:b/>
+          <w:bCs/>
         </w:rPr>
-        <w:t>Full Coverage</w:t>
-      </w:r>
-      <w:r>
-        <w:t xml:space="preserve"> on the older reports means Secure Workload can produce that row's artifact. It does not mean the control is met.</w:t>
-      </w:r>
-    </w:p>
-    <w:p>
-      <w:pPr/>
+        <w:t xml:space="preserve">what evidence CSW produces</w:t>
+      </w:r>
+      <w:r>
+        <w:t xml:space="preserve"> </w:t>
+      </w:r>
+      <w:r>
+        <w:t xml:space="preserve">for a topic — it never means the control is passed.</w:t>
+      </w:r>
+    </w:p>
+    <w:p>
+      <w:pPr>
+        <w:pStyle w:val="BodyText"/>
+      </w:pPr>
       <w:r>
         <w:rPr>
           <w:b/>
+          <w:bCs/>
         </w:rPr>
-        <w:t>Partial Coverage</w:t>
-      </w:r>
-      <w:r>
-        <w:t xml:space="preserve"> means file that export next to another control.</w:t>
-      </w:r>
-    </w:p>
-    <w:p>
-      <w:pPr/>
+        <w:t xml:space="preserve">Direct</w:t>
+      </w:r>
+      <w:r>
+        <w:t xml:space="preserve"> </w:t>
+      </w:r>
+      <w:r>
+        <w:t xml:space="preserve">— Secure Workload produces the primary evidence artifact for that topic (segmentation, policy, flow/process telemetry, inventory, vulnerability + reachability, forensic reconstruction). Direct is still evidence, not an attestation.</w:t>
+      </w:r>
+    </w:p>
+    <w:p>
+      <w:pPr>
+        <w:pStyle w:val="BodyText"/>
+      </w:pPr>
       <w:r>
         <w:rPr>
           <w:b/>
+          <w:bCs/>
         </w:rPr>
-        <w:t>Evidence Required</w:t>
-      </w:r>
-      <w:r>
-        <w:t xml:space="preserve"> means Secure Workload has no record. The customer files the contract, the analysis, or the HR or physical-security evidence.</w:t>
-      </w:r>
-    </w:p>
-    <w:p>
-      <w:pPr/>
+        <w:t xml:space="preserve">Supporting</w:t>
+      </w:r>
+      <w:r>
+        <w:t xml:space="preserve"> </w:t>
+      </w:r>
+      <w:r>
+        <w:t xml:space="preserve">— Secure Workload contributes an input that feeds or complements another control, tool, or process (e.g. detection input only, reconciled against an external register, one log source among several).</w:t>
+      </w:r>
+    </w:p>
+    <w:p>
+      <w:pPr>
+        <w:pStyle w:val="BodyText"/>
+      </w:pPr>
       <w:r>
         <w:rPr>
           <w:b/>
+          <w:bCs/>
         </w:rPr>
-        <w:t>Direct, Supporting, and Out of scope</w:t>
-      </w:r>
-      <w:r>
-        <w:t xml:space="preserve"> on the newer reports are the same idea in different words. Direct is still evidence, not a pass.</w:t>
-      </w:r>
-    </w:p>
+        <w:t xml:space="preserve">Evidence Required</w:t>
+      </w:r>
+      <w:r>
+        <w:t xml:space="preserve"> </w:t>
+      </w:r>
+      <w:r>
+        <w:t xml:space="preserve">— Secure Workload has no record for this topic. The customer supplies the contract, the analysis, or the HR / physical-security evidence from another control.</w:t>
+      </w:r>
+    </w:p>
+    <w:p>
+      <w:pPr>
+        <w:pStyle w:val="BlockText"/>
+      </w:pPr>
+      <w:r>
+        <w:t xml:space="preserve">The Coverage ratings in the topic map below are machine-derived from each row’s wording and are flagged for SE review before customer use.</w:t>
+      </w:r>
+    </w:p>
+    <w:bookmarkEnd w:id="12"/>
+    <w:bookmarkStart w:id="13" w:name="executive-summary"/>
     <w:p>
       <w:pPr>
         <w:pStyle w:val="Heading2"/>
@@ -287,8 +327,8 @@
         <w:t xml:space="preserve">a control attestation.</w:t>
       </w:r>
     </w:p>
-    <w:bookmarkEnd w:id="12"/>
-    <w:bookmarkStart w:id="13" w:name="suggested-csw-scope-pattern"/>
+    <w:bookmarkEnd w:id="13"/>
+    <w:bookmarkStart w:id="14" w:name="suggested-csw-scope-pattern"/>
     <w:p>
       <w:pPr>
         <w:pStyle w:val="Heading2"/>
@@ -352,8 +392,8 @@
         <w:t xml:space="preserve">This scope pattern should be validated with the customer’s architecture, application owners, compliance team, and assessor before it is used for formal evidence.</w:t>
       </w:r>
     </w:p>
-    <w:bookmarkEnd w:id="13"/>
-    <w:bookmarkStart w:id="14" w:name="in-scope-for-csw-evidence"/>
+    <w:bookmarkEnd w:id="14"/>
+    <w:bookmarkStart w:id="15" w:name="in-scope-for-csw-evidence"/>
     <w:p>
       <w:pPr>
         <w:pStyle w:val="Heading2"/>
@@ -470,8 +510,8 @@
         <w:t xml:space="preserve">Compliance (COM) and Investigation (INQ) - evidence pack inputs</w:t>
       </w:r>
     </w:p>
-    <w:bookmarkEnd w:id="14"/>
-    <w:bookmarkStart w:id="15" w:name="Xaed999129ed4b1f11f99b5af2968248bad86dd6"/>
+    <w:bookmarkEnd w:id="15"/>
+    <w:bookmarkStart w:id="16" w:name="Xaed999129ed4b1f11f99b5af2968248bad86dd6"/>
     <w:p>
       <w:pPr>
         <w:pStyle w:val="Heading2"/>
@@ -552,8 +592,8 @@
         <w:t xml:space="preserve">Cryptography enforcement and key management (KRY enforcement)</w:t>
       </w:r>
     </w:p>
-    <w:bookmarkEnd w:id="15"/>
-    <w:bookmarkStart w:id="16" w:name="framework-topic-csw-capability-map"/>
+    <w:bookmarkEnd w:id="16"/>
+    <w:bookmarkStart w:id="17" w:name="framework-topic-csw-capability-map"/>
     <w:p>
       <w:pPr>
         <w:pStyle w:val="Heading2"/>
@@ -568,390 +608,14 @@
         <w:tblW w:type="pct" w:w="5000"/>
         <w:tblLayout w:type="fixed"/>
         <w:tblLook w:firstRow="1" w:lastRow="0" w:firstColumn="0" w:lastColumn="0" w:noHBand="0" w:noVBand="0" w:val="0020"/>
-      </w:tblPr>
-      <w:tblGrid>
-        <w:gridCol w:w="2640"/>
-        <w:gridCol w:w="2640"/>
-        <w:gridCol w:w="2640"/>
-      </w:tblGrid>
-      <w:tr>
-        <w:trPr>
-          <w:tblHeader w:val="on"/>
-        </w:trPr>
-        <w:tc>
-          <w:tcPr/>
-          <w:p>
-            <w:pPr>
-              <w:pStyle w:val="Compact"/>
-            </w:pPr>
-            <w:r>
-              <w:t xml:space="preserve">Framework topic</w:t>
-            </w:r>
-          </w:p>
-        </w:tc>
-        <w:tc>
-          <w:tcPr/>
-          <w:p>
-            <w:pPr>
-              <w:pStyle w:val="Compact"/>
-            </w:pPr>
-            <w:r>
-              <w:t xml:space="preserve">CSW capability</w:t>
-            </w:r>
-          </w:p>
-        </w:tc>
-        <w:tc>
-          <w:tcPr/>
-          <w:p>
-            <w:pPr>
-              <w:pStyle w:val="Compact"/>
-            </w:pPr>
-            <w:r>
-              <w:t xml:space="preserve">Evidence artifact</w:t>
-            </w:r>
-          </w:p>
-        </w:tc>
-      </w:tr>
-      <w:tr>
-        <w:tc>
-          <w:tcPr/>
-          <w:p>
-            <w:pPr>
-              <w:pStyle w:val="Compact"/>
-            </w:pPr>
-            <w:r>
-              <w:t xml:space="preserve">Asset Management (AM)</w:t>
-            </w:r>
-          </w:p>
-        </w:tc>
-        <w:tc>
-          <w:tcPr/>
-          <w:p>
-            <w:pPr>
-              <w:pStyle w:val="Compact"/>
-            </w:pPr>
-            <w:r>
-              <w:t xml:space="preserve">Workload inventory; scope + label export</w:t>
-            </w:r>
-          </w:p>
-        </w:tc>
-        <w:tc>
-          <w:tcPr/>
-          <w:p>
-            <w:pPr>
-              <w:pStyle w:val="Compact"/>
-            </w:pPr>
-            <w:r>
-              <w:t xml:space="preserve">Inventory + classification evidence</w:t>
-            </w:r>
-          </w:p>
-        </w:tc>
-      </w:tr>
-      <w:tr>
-        <w:tc>
-          <w:tcPr/>
-          <w:p>
-            <w:pPr>
-              <w:pStyle w:val="Compact"/>
-            </w:pPr>
-            <w:r>
-              <w:t xml:space="preserve">Communication Security (KOS) - tenant separation</w:t>
-            </w:r>
-          </w:p>
-        </w:tc>
-        <w:tc>
-          <w:tcPr/>
-          <w:p>
-            <w:pPr>
-              <w:pStyle w:val="Compact"/>
-            </w:pPr>
-            <w:r>
-              <w:t xml:space="preserve">Policy workspace + cross-tenant deny enforcement</w:t>
-            </w:r>
-          </w:p>
-        </w:tc>
-        <w:tc>
-          <w:tcPr/>
-          <w:p>
-            <w:pPr>
-              <w:pStyle w:val="Compact"/>
-            </w:pPr>
-            <w:r>
-              <w:t xml:space="preserve">Workspace snapshot + cross-tenant violation log (the heart of multi-tenant KOS evidence)</w:t>
-            </w:r>
-          </w:p>
-        </w:tc>
-      </w:tr>
-      <w:tr>
-        <w:tc>
-          <w:tcPr/>
-          <w:p>
-            <w:pPr>
-              <w:pStyle w:val="Compact"/>
-            </w:pPr>
-            <w:r>
-              <w:t xml:space="preserve">Operations Security (OPS)</w:t>
-            </w:r>
-          </w:p>
-        </w:tc>
-        <w:tc>
-          <w:tcPr/>
-          <w:p>
-            <w:pPr>
-              <w:pStyle w:val="Compact"/>
-            </w:pPr>
-            <w:r>
-              <w:t xml:space="preserve">Continuous monitoring; vulnerability + reachability; configuration drift on policy</w:t>
-            </w:r>
-          </w:p>
-        </w:tc>
-        <w:tc>
-          <w:tcPr/>
-          <w:p>
-            <w:pPr>
-              <w:pStyle w:val="Compact"/>
-            </w:pPr>
-            <w:r>
-              <w:t xml:space="preserve">Operations evidence pack</w:t>
-            </w:r>
-          </w:p>
-        </w:tc>
-      </w:tr>
-      <w:tr>
-        <w:tc>
-          <w:tcPr/>
-          <w:p>
-            <w:pPr>
-              <w:pStyle w:val="Compact"/>
-            </w:pPr>
-            <w:r>
-              <w:t xml:space="preserve">Identity and Access Management (IDM)</w:t>
-            </w:r>
-          </w:p>
-        </w:tc>
-        <w:tc>
-          <w:tcPr/>
-          <w:p>
-            <w:pPr>
-              <w:pStyle w:val="Compact"/>
-            </w:pPr>
-            <w:r>
-              <w:t xml:space="preserve">Policy workspace + enforcement / violation log</w:t>
-            </w:r>
-          </w:p>
-        </w:tc>
-        <w:tc>
-          <w:tcPr/>
-          <w:p>
-            <w:pPr>
-              <w:pStyle w:val="Compact"/>
-            </w:pPr>
-            <w:r>
-              <w:t xml:space="preserve">Workload-to-workload privilege evidence</w:t>
-            </w:r>
-          </w:p>
-        </w:tc>
-      </w:tr>
-      <w:tr>
-        <w:tc>
-          <w:tcPr/>
-          <w:p>
-            <w:pPr>
-              <w:pStyle w:val="Compact"/>
-            </w:pPr>
-            <w:r>
-              <w:t xml:space="preserve">Cryptography (KRY) - detection</w:t>
-            </w:r>
-          </w:p>
-        </w:tc>
-        <w:tc>
-          <w:tcPr/>
-          <w:p>
-            <w:pPr>
-              <w:pStyle w:val="Compact"/>
-            </w:pPr>
-            <w:r>
-              <w:t xml:space="preserve">Plaintext-flow detection on regulated paths</w:t>
-            </w:r>
-          </w:p>
-        </w:tc>
-        <w:tc>
-          <w:tcPr/>
-          <w:p>
-            <w:pPr>
-              <w:pStyle w:val="Compact"/>
-            </w:pPr>
-            <w:r>
-              <w:t xml:space="preserve">Detection input only</w:t>
-            </w:r>
-          </w:p>
-        </w:tc>
-      </w:tr>
-      <w:tr>
-        <w:tc>
-          <w:tcPr/>
-          <w:p>
-            <w:pPr>
-              <w:pStyle w:val="Compact"/>
-            </w:pPr>
-            <w:r>
-              <w:t xml:space="preserve">Sub-Service Provider Control (SP)</w:t>
-            </w:r>
-          </w:p>
-        </w:tc>
-        <w:tc>
-          <w:tcPr/>
-          <w:p>
-            <w:pPr>
-              <w:pStyle w:val="Compact"/>
-            </w:pPr>
-            <w:r>
-              <w:t xml:space="preserve">Outbound flow summary to service-provider endpoints</w:t>
-            </w:r>
-          </w:p>
-        </w:tc>
-        <w:tc>
-          <w:tcPr/>
-          <w:p>
-            <w:pPr>
-              <w:pStyle w:val="Compact"/>
-            </w:pPr>
-            <w:r>
-              <w:t xml:space="preserve">Service-provider egress report</w:t>
-            </w:r>
-          </w:p>
-        </w:tc>
-      </w:tr>
-      <w:tr>
-        <w:tc>
-          <w:tcPr/>
-          <w:p>
-            <w:pPr>
-              <w:pStyle w:val="Compact"/>
-            </w:pPr>
-            <w:r>
-              <w:t xml:space="preserve">Security Incident Management (SIM)</w:t>
-            </w:r>
-          </w:p>
-        </w:tc>
-        <w:tc>
-          <w:tcPr/>
-          <w:p>
-            <w:pPr>
-              <w:pStyle w:val="Compact"/>
-            </w:pPr>
-            <w:r>
-              <w:t xml:space="preserve">Forensic flow + process telemetry</w:t>
-            </w:r>
-          </w:p>
-        </w:tc>
-        <w:tc>
-          <w:tcPr/>
-          <w:p>
-            <w:pPr>
-              <w:pStyle w:val="Compact"/>
-            </w:pPr>
-            <w:r>
-              <w:t xml:space="preserve">Investigation pack with timeline and tenant-impact scope</w:t>
-            </w:r>
-          </w:p>
-        </w:tc>
-      </w:tr>
-      <w:tr>
-        <w:tc>
-          <w:tcPr/>
-          <w:p>
-            <w:pPr>
-              <w:pStyle w:val="Compact"/>
-            </w:pPr>
-            <w:r>
-              <w:t xml:space="preserve">Business Continuity (BCM)</w:t>
-            </w:r>
-          </w:p>
-        </w:tc>
-        <w:tc>
-          <w:tcPr/>
-          <w:p>
-            <w:pPr>
-              <w:pStyle w:val="Compact"/>
-            </w:pPr>
-            <w:r>
-              <w:t xml:space="preserve">Approved flow baseline</w:t>
-            </w:r>
-          </w:p>
-        </w:tc>
-        <w:tc>
-          <w:tcPr/>
-          <w:p>
-            <w:pPr>
-              <w:pStyle w:val="Compact"/>
-            </w:pPr>
-            <w:r>
-              <w:t xml:space="preserve">Recoverability input only</w:t>
-            </w:r>
-          </w:p>
-        </w:tc>
-      </w:tr>
-      <w:tr>
-        <w:tc>
-          <w:tcPr/>
-          <w:p>
-            <w:pPr>
-              <w:pStyle w:val="Compact"/>
-            </w:pPr>
-            <w:r>
-              <w:t xml:space="preserve">Compliance (COM)</w:t>
-            </w:r>
-          </w:p>
-        </w:tc>
-        <w:tc>
-          <w:tcPr/>
-          <w:p>
-            <w:pPr>
-              <w:pStyle w:val="Compact"/>
-            </w:pPr>
-            <w:r>
-              <w:t xml:space="preserve">Periodic evidence pack</w:t>
-            </w:r>
-          </w:p>
-        </w:tc>
-        <w:tc>
-          <w:tcPr/>
-          <w:p>
-            <w:pPr>
-              <w:pStyle w:val="Compact"/>
-            </w:pPr>
-            <w:r>
-              <w:t xml:space="preserve">Auditor work-paper input</w:t>
-            </w:r>
-          </w:p>
-        </w:tc>
-      </w:tr>
-    </w:tbl>
-    <w:bookmarkEnd w:id="16"/>
-    <w:bookmarkStart w:id="17" w:name="evidence-collection-approach"/>
-    <w:p>
-      <w:pPr>
-        <w:pStyle w:val="Heading2"/>
-      </w:pPr>
-      <w:r>
-        <w:t xml:space="preserve">Evidence Collection Approach</w:t>
-      </w:r>
-    </w:p>
-    <w:p>
-      <w:pPr>
-        <w:pStyle w:val="FirstParagraph"/>
-      </w:pPr>
-      <w:r>
-        <w:t xml:space="preserve">The table below describes per-topic evidence collection - what to collect, the CSW source area, and a suggested cadence. The cadence should be tuned to the customer’s audit cycle, regulatory cadence, and risk appetite.</w:t>
-      </w:r>
-    </w:p>
-    <w:tbl>
-      <w:tblPr>
-        <w:tblStyle w:val="Table"/>
-        <w:tblW w:type="pct" w:w="5000"/>
-        <w:tblLayout w:type="fixed"/>
-        <w:tblLook w:firstRow="1" w:lastRow="0" w:firstColumn="0" w:lastColumn="0" w:noHBand="0" w:noVBand="0" w:val="0020"/>
+        <w:tblBorders>
+          <w:top w:val="single" w:sz="4" w:space="0" w:color="BFBFBF"/>
+          <w:left w:val="single" w:sz="4" w:space="0" w:color="BFBFBF"/>
+          <w:bottom w:val="single" w:sz="4" w:space="0" w:color="BFBFBF"/>
+          <w:right w:val="single" w:sz="4" w:space="0" w:color="BFBFBF"/>
+          <w:insideH w:val="single" w:sz="4" w:space="0" w:color="BFBFBF"/>
+          <w:insideV w:val="single" w:sz="4" w:space="0" w:color="BFBFBF"/>
+        </w:tblBorders>
       </w:tblPr>
       <w:tblGrid>
         <w:gridCol w:w="1980"/>
@@ -964,46 +628,70 @@
           <w:tblHeader w:val="on"/>
         </w:trPr>
         <w:tc>
-          <w:tcPr/>
-          <w:p>
-            <w:pPr>
-              <w:pStyle w:val="Compact"/>
-            </w:pPr>
-            <w:r>
-              <w:t xml:space="preserve">Topic</w:t>
-            </w:r>
-          </w:p>
-        </w:tc>
-        <w:tc>
-          <w:tcPr/>
-          <w:p>
-            <w:pPr>
-              <w:pStyle w:val="Compact"/>
-            </w:pPr>
-            <w:r>
-              <w:t xml:space="preserve">What to collect</w:t>
-            </w:r>
-          </w:p>
-        </w:tc>
-        <w:tc>
-          <w:tcPr/>
-          <w:p>
-            <w:pPr>
-              <w:pStyle w:val="Compact"/>
-            </w:pPr>
-            <w:r>
-              <w:t xml:space="preserve">CSW source</w:t>
-            </w:r>
-          </w:p>
-        </w:tc>
-        <w:tc>
-          <w:tcPr/>
-          <w:p>
-            <w:pPr>
-              <w:pStyle w:val="Compact"/>
-            </w:pPr>
-            <w:r>
-              <w:t xml:space="preserve">Suggested cadence</w:t>
+          <w:tcPr>
+            <w:shd w:val="clear" w:color="auto" w:fill="003366"/>
+          </w:tcPr>
+          <w:p>
+            <w:pPr>
+              <w:pStyle w:val="Compact"/>
+            </w:pPr>
+            <w:r>
+              <w:rPr>
+                <w:b/>
+                <w:color w:val="FFFFFF"/>
+              </w:rPr>
+              <w:t xml:space="preserve">Framework topic</w:t>
+            </w:r>
+          </w:p>
+        </w:tc>
+        <w:tc>
+          <w:tcPr>
+            <w:shd w:val="clear" w:color="auto" w:fill="003366"/>
+          </w:tcPr>
+          <w:p>
+            <w:pPr>
+              <w:pStyle w:val="Compact"/>
+            </w:pPr>
+            <w:r>
+              <w:rPr>
+                <w:b/>
+                <w:color w:val="FFFFFF"/>
+              </w:rPr>
+              <w:t xml:space="preserve">Coverage</w:t>
+            </w:r>
+          </w:p>
+        </w:tc>
+        <w:tc>
+          <w:tcPr>
+            <w:shd w:val="clear" w:color="auto" w:fill="003366"/>
+          </w:tcPr>
+          <w:p>
+            <w:pPr>
+              <w:pStyle w:val="Compact"/>
+            </w:pPr>
+            <w:r>
+              <w:rPr>
+                <w:b/>
+                <w:color w:val="FFFFFF"/>
+              </w:rPr>
+              <w:t xml:space="preserve">CSW capability</w:t>
+            </w:r>
+          </w:p>
+        </w:tc>
+        <w:tc>
+          <w:tcPr>
+            <w:shd w:val="clear" w:color="auto" w:fill="003366"/>
+          </w:tcPr>
+          <w:p>
+            <w:pPr>
+              <w:pStyle w:val="Compact"/>
+            </w:pPr>
+            <w:r>
+              <w:rPr>
+                <w:b/>
+                <w:color w:val="FFFFFF"/>
+              </w:rPr>
+              <w:t xml:space="preserve">Evidence artifact</w:t>
             </w:r>
           </w:p>
         </w:tc>
@@ -1016,7 +704,24 @@
               <w:pStyle w:val="Compact"/>
             </w:pPr>
             <w:r>
-              <w:t xml:space="preserve">Cloud workload inventory across tenants</w:t>
+              <w:t xml:space="preserve">Asset Management (AM)</w:t>
+            </w:r>
+          </w:p>
+        </w:tc>
+        <w:tc>
+          <w:tcPr>
+            <w:shd w:val="clear" w:color="auto" w:fill="107C41"/>
+          </w:tcPr>
+          <w:p>
+            <w:pPr>
+              <w:pStyle w:val="Compact"/>
+            </w:pPr>
+            <w:r>
+              <w:rPr>
+                <w:b/>
+                <w:color w:val="FFFFFF"/>
+              </w:rPr>
+              <w:t>Direct</w:t>
             </w:r>
           </w:p>
         </w:tc>
@@ -1027,7 +732,7 @@
               <w:pStyle w:val="Compact"/>
             </w:pPr>
             <w:r>
-              <w:t xml:space="preserve">Workloads grouped by tenant and service offering</w:t>
+              <w:t xml:space="preserve">Workload inventory; scope + label export</w:t>
             </w:r>
           </w:p>
         </w:tc>
@@ -1038,64 +743,65 @@
               <w:pStyle w:val="Compact"/>
             </w:pPr>
             <w:r>
-              <w:t xml:space="preserve">Inventory + scope membership export filtered by tenant, customer, service_offering</w:t>
-            </w:r>
-          </w:p>
-        </w:tc>
-        <w:tc>
-          <w:tcPr/>
-          <w:p>
-            <w:pPr>
-              <w:pStyle w:val="Compact"/>
-            </w:pPr>
-            <w:r>
-              <w:t xml:space="preserve">Monthly</w:t>
+              <w:t xml:space="preserve">Inventory + classification evidence</w:t>
             </w:r>
           </w:p>
         </w:tc>
       </w:tr>
       <w:tr>
         <w:tc>
-          <w:tcPr/>
-          <w:p>
-            <w:pPr>
-              <w:pStyle w:val="Compact"/>
-            </w:pPr>
-            <w:r>
-              <w:t xml:space="preserve">Tenant separation evidence</w:t>
-            </w:r>
-          </w:p>
-        </w:tc>
-        <w:tc>
-          <w:tcPr/>
-          <w:p>
-            <w:pPr>
-              <w:pStyle w:val="Compact"/>
-            </w:pPr>
-            <w:r>
-              <w:t xml:space="preserve">Cross-tenant deny enforcement and violation log</w:t>
-            </w:r>
-          </w:p>
-        </w:tc>
-        <w:tc>
-          <w:tcPr/>
-          <w:p>
-            <w:pPr>
-              <w:pStyle w:val="Compact"/>
-            </w:pPr>
-            <w:r>
-              <w:t xml:space="preserve">Policy workspace export + policy analysis output</w:t>
-            </w:r>
-          </w:p>
-        </w:tc>
-        <w:tc>
-          <w:tcPr/>
-          <w:p>
-            <w:pPr>
-              <w:pStyle w:val="Compact"/>
-            </w:pPr>
-            <w:r>
-              <w:t xml:space="preserve">Continuous; reviewed quarterly</w:t>
+          <w:tcPr>
+            <w:shd w:val="clear" w:color="auto" w:fill="F2F2F2"/>
+          </w:tcPr>
+          <w:p>
+            <w:pPr>
+              <w:pStyle w:val="Compact"/>
+            </w:pPr>
+            <w:r>
+              <w:t xml:space="preserve">Communication Security (KOS) - tenant separation</w:t>
+            </w:r>
+          </w:p>
+        </w:tc>
+        <w:tc>
+          <w:tcPr>
+            <w:shd w:val="clear" w:color="auto" w:fill="107C41"/>
+          </w:tcPr>
+          <w:p>
+            <w:pPr>
+              <w:pStyle w:val="Compact"/>
+            </w:pPr>
+            <w:r>
+              <w:rPr>
+                <w:b/>
+                <w:color w:val="FFFFFF"/>
+              </w:rPr>
+              <w:t>Direct</w:t>
+            </w:r>
+          </w:p>
+        </w:tc>
+        <w:tc>
+          <w:tcPr>
+            <w:shd w:val="clear" w:color="auto" w:fill="F2F2F2"/>
+          </w:tcPr>
+          <w:p>
+            <w:pPr>
+              <w:pStyle w:val="Compact"/>
+            </w:pPr>
+            <w:r>
+              <w:t xml:space="preserve">Policy workspace + cross-tenant deny enforcement</w:t>
+            </w:r>
+          </w:p>
+        </w:tc>
+        <w:tc>
+          <w:tcPr>
+            <w:shd w:val="clear" w:color="auto" w:fill="F2F2F2"/>
+          </w:tcPr>
+          <w:p>
+            <w:pPr>
+              <w:pStyle w:val="Compact"/>
+            </w:pPr>
+            <w:r>
+              <w:t xml:space="preserve">Workspace snapshot + cross-tenant violation log (the heart of multi-tenant KOS evidence)</w:t>
             </w:r>
           </w:p>
         </w:tc>
@@ -1108,7 +814,24 @@
               <w:pStyle w:val="Compact"/>
             </w:pPr>
             <w:r>
-              <w:t xml:space="preserve">Operations evidence</w:t>
+              <w:t xml:space="preserve">Operations Security (OPS)</w:t>
+            </w:r>
+          </w:p>
+        </w:tc>
+        <w:tc>
+          <w:tcPr>
+            <w:shd w:val="clear" w:color="auto" w:fill="107C41"/>
+          </w:tcPr>
+          <w:p>
+            <w:pPr>
+              <w:pStyle w:val="Compact"/>
+            </w:pPr>
+            <w:r>
+              <w:rPr>
+                <w:b/>
+                <w:color w:val="FFFFFF"/>
+              </w:rPr>
+              <w:t>Direct</w:t>
             </w:r>
           </w:p>
         </w:tc>
@@ -1119,7 +842,7 @@
               <w:pStyle w:val="Compact"/>
             </w:pPr>
             <w:r>
-              <w:t xml:space="preserve">Continuous monitoring + reachability-weighted vulnerability data</w:t>
+              <w:t xml:space="preserve">Continuous monitoring; vulnerability + reachability; configuration drift on policy</w:t>
             </w:r>
           </w:p>
         </w:tc>
@@ -1130,64 +853,65 @@
               <w:pStyle w:val="Compact"/>
             </w:pPr>
             <w:r>
-              <w:t xml:space="preserve">Vulnerability report scoped to BSI-C5 + alert log</w:t>
-            </w:r>
-          </w:p>
-        </w:tc>
-        <w:tc>
-          <w:tcPr/>
-          <w:p>
-            <w:pPr>
-              <w:pStyle w:val="Compact"/>
-            </w:pPr>
-            <w:r>
-              <w:t xml:space="preserve">Monthly</w:t>
+              <w:t xml:space="preserve">Operations evidence pack</w:t>
             </w:r>
           </w:p>
         </w:tc>
       </w:tr>
       <w:tr>
         <w:tc>
-          <w:tcPr/>
-          <w:p>
-            <w:pPr>
-              <w:pStyle w:val="Compact"/>
-            </w:pPr>
-            <w:r>
-              <w:t xml:space="preserve">Sub-service-provider egress</w:t>
-            </w:r>
-          </w:p>
-        </w:tc>
-        <w:tc>
-          <w:tcPr/>
-          <w:p>
-            <w:pPr>
-              <w:pStyle w:val="Compact"/>
-            </w:pPr>
-            <w:r>
-              <w:t xml:space="preserve">Outbound flow to External-Service-Providers</w:t>
-            </w:r>
-          </w:p>
-        </w:tc>
-        <w:tc>
-          <w:tcPr/>
-          <w:p>
-            <w:pPr>
-              <w:pStyle w:val="Compact"/>
-            </w:pPr>
-            <w:r>
-              <w:t xml:space="preserve">Flow search filtered to external service-provider endpoints</w:t>
-            </w:r>
-          </w:p>
-        </w:tc>
-        <w:tc>
-          <w:tcPr/>
-          <w:p>
-            <w:pPr>
-              <w:pStyle w:val="Compact"/>
-            </w:pPr>
-            <w:r>
-              <w:t xml:space="preserve">Monthly</w:t>
+          <w:tcPr>
+            <w:shd w:val="clear" w:color="auto" w:fill="F2F2F2"/>
+          </w:tcPr>
+          <w:p>
+            <w:pPr>
+              <w:pStyle w:val="Compact"/>
+            </w:pPr>
+            <w:r>
+              <w:t xml:space="preserve">Identity and Access Management (IDM)</w:t>
+            </w:r>
+          </w:p>
+        </w:tc>
+        <w:tc>
+          <w:tcPr>
+            <w:shd w:val="clear" w:color="auto" w:fill="107C41"/>
+          </w:tcPr>
+          <w:p>
+            <w:pPr>
+              <w:pStyle w:val="Compact"/>
+            </w:pPr>
+            <w:r>
+              <w:rPr>
+                <w:b/>
+                <w:color w:val="FFFFFF"/>
+              </w:rPr>
+              <w:t>Direct</w:t>
+            </w:r>
+          </w:p>
+        </w:tc>
+        <w:tc>
+          <w:tcPr>
+            <w:shd w:val="clear" w:color="auto" w:fill="F2F2F2"/>
+          </w:tcPr>
+          <w:p>
+            <w:pPr>
+              <w:pStyle w:val="Compact"/>
+            </w:pPr>
+            <w:r>
+              <w:t xml:space="preserve">Policy workspace + enforcement / violation log</w:t>
+            </w:r>
+          </w:p>
+        </w:tc>
+        <w:tc>
+          <w:tcPr>
+            <w:shd w:val="clear" w:color="auto" w:fill="F2F2F2"/>
+          </w:tcPr>
+          <w:p>
+            <w:pPr>
+              <w:pStyle w:val="Compact"/>
+            </w:pPr>
+            <w:r>
+              <w:t xml:space="preserve">Workload-to-workload privilege evidence</w:t>
             </w:r>
           </w:p>
         </w:tc>
@@ -1200,7 +924,24 @@
               <w:pStyle w:val="Compact"/>
             </w:pPr>
             <w:r>
-              <w:t xml:space="preserve">Incident sample (per tenant)</w:t>
+              <w:t xml:space="preserve">Cryptography (KRY) - detection</w:t>
+            </w:r>
+          </w:p>
+        </w:tc>
+        <w:tc>
+          <w:tcPr>
+            <w:shd w:val="clear" w:color="auto" w:fill="C55A11"/>
+          </w:tcPr>
+          <w:p>
+            <w:pPr>
+              <w:pStyle w:val="Compact"/>
+            </w:pPr>
+            <w:r>
+              <w:rPr>
+                <w:b/>
+                <w:color w:val="FFFFFF"/>
+              </w:rPr>
+              <w:t>Supporting</w:t>
             </w:r>
           </w:p>
         </w:tc>
@@ -1211,7 +952,7 @@
               <w:pStyle w:val="Compact"/>
             </w:pPr>
             <w:r>
-              <w:t xml:space="preserve">Workload-level timeline including tenant identification</w:t>
+              <w:t xml:space="preserve">Plaintext-flow detection on regulated paths</w:t>
             </w:r>
           </w:p>
         </w:tc>
@@ -1222,10 +963,70 @@
               <w:pStyle w:val="Compact"/>
             </w:pPr>
             <w:r>
-              <w:t xml:space="preserve">Flow + process search</w:t>
-            </w:r>
-          </w:p>
-        </w:tc>
+              <w:t xml:space="preserve">Detection input only</w:t>
+            </w:r>
+          </w:p>
+        </w:tc>
+      </w:tr>
+      <w:tr>
+        <w:tc>
+          <w:tcPr>
+            <w:shd w:val="clear" w:color="auto" w:fill="F2F2F2"/>
+          </w:tcPr>
+          <w:p>
+            <w:pPr>
+              <w:pStyle w:val="Compact"/>
+            </w:pPr>
+            <w:r>
+              <w:t xml:space="preserve">Sub-Service Provider Control (SP)</w:t>
+            </w:r>
+          </w:p>
+        </w:tc>
+        <w:tc>
+          <w:tcPr>
+            <w:shd w:val="clear" w:color="auto" w:fill="107C41"/>
+          </w:tcPr>
+          <w:p>
+            <w:pPr>
+              <w:pStyle w:val="Compact"/>
+            </w:pPr>
+            <w:r>
+              <w:rPr>
+                <w:b/>
+                <w:color w:val="FFFFFF"/>
+              </w:rPr>
+              <w:t>Direct</w:t>
+            </w:r>
+          </w:p>
+        </w:tc>
+        <w:tc>
+          <w:tcPr>
+            <w:shd w:val="clear" w:color="auto" w:fill="F2F2F2"/>
+          </w:tcPr>
+          <w:p>
+            <w:pPr>
+              <w:pStyle w:val="Compact"/>
+            </w:pPr>
+            <w:r>
+              <w:t xml:space="preserve">Outbound flow summary to service-provider endpoints</w:t>
+            </w:r>
+          </w:p>
+        </w:tc>
+        <w:tc>
+          <w:tcPr>
+            <w:shd w:val="clear" w:color="auto" w:fill="F2F2F2"/>
+          </w:tcPr>
+          <w:p>
+            <w:pPr>
+              <w:pStyle w:val="Compact"/>
+            </w:pPr>
+            <w:r>
+              <w:t xml:space="preserve">Service-provider egress report</w:t>
+            </w:r>
+          </w:p>
+        </w:tc>
+      </w:tr>
+      <w:tr>
         <w:tc>
           <w:tcPr/>
           <w:p>
@@ -1233,14 +1034,522 @@
               <w:pStyle w:val="Compact"/>
             </w:pPr>
             <w:r>
-              <w:t xml:space="preserve">Per incident; one representative sample per audit cycle</w:t>
+              <w:t xml:space="preserve">Security Incident Management (SIM)</w:t>
+            </w:r>
+          </w:p>
+        </w:tc>
+        <w:tc>
+          <w:tcPr>
+            <w:shd w:val="clear" w:color="auto" w:fill="107C41"/>
+          </w:tcPr>
+          <w:p>
+            <w:pPr>
+              <w:pStyle w:val="Compact"/>
+            </w:pPr>
+            <w:r>
+              <w:rPr>
+                <w:b/>
+                <w:color w:val="FFFFFF"/>
+              </w:rPr>
+              <w:t>Direct</w:t>
+            </w:r>
+          </w:p>
+        </w:tc>
+        <w:tc>
+          <w:tcPr/>
+          <w:p>
+            <w:pPr>
+              <w:pStyle w:val="Compact"/>
+            </w:pPr>
+            <w:r>
+              <w:t xml:space="preserve">Forensic flow + process telemetry</w:t>
+            </w:r>
+          </w:p>
+        </w:tc>
+        <w:tc>
+          <w:tcPr/>
+          <w:p>
+            <w:pPr>
+              <w:pStyle w:val="Compact"/>
+            </w:pPr>
+            <w:r>
+              <w:t xml:space="preserve">Investigation pack with timeline and tenant-impact scope</w:t>
+            </w:r>
+          </w:p>
+        </w:tc>
+      </w:tr>
+      <w:tr>
+        <w:tc>
+          <w:tcPr>
+            <w:shd w:val="clear" w:color="auto" w:fill="F2F2F2"/>
+          </w:tcPr>
+          <w:p>
+            <w:pPr>
+              <w:pStyle w:val="Compact"/>
+            </w:pPr>
+            <w:r>
+              <w:t xml:space="preserve">Business Continuity (BCM)</w:t>
+            </w:r>
+          </w:p>
+        </w:tc>
+        <w:tc>
+          <w:tcPr>
+            <w:shd w:val="clear" w:color="auto" w:fill="C55A11"/>
+          </w:tcPr>
+          <w:p>
+            <w:pPr>
+              <w:pStyle w:val="Compact"/>
+            </w:pPr>
+            <w:r>
+              <w:rPr>
+                <w:b/>
+                <w:color w:val="FFFFFF"/>
+              </w:rPr>
+              <w:t>Supporting</w:t>
+            </w:r>
+          </w:p>
+        </w:tc>
+        <w:tc>
+          <w:tcPr>
+            <w:shd w:val="clear" w:color="auto" w:fill="F2F2F2"/>
+          </w:tcPr>
+          <w:p>
+            <w:pPr>
+              <w:pStyle w:val="Compact"/>
+            </w:pPr>
+            <w:r>
+              <w:t xml:space="preserve">Approved flow baseline</w:t>
+            </w:r>
+          </w:p>
+        </w:tc>
+        <w:tc>
+          <w:tcPr>
+            <w:shd w:val="clear" w:color="auto" w:fill="F2F2F2"/>
+          </w:tcPr>
+          <w:p>
+            <w:pPr>
+              <w:pStyle w:val="Compact"/>
+            </w:pPr>
+            <w:r>
+              <w:t xml:space="preserve">Recoverability input only</w:t>
+            </w:r>
+          </w:p>
+        </w:tc>
+      </w:tr>
+      <w:tr>
+        <w:tc>
+          <w:tcPr/>
+          <w:p>
+            <w:pPr>
+              <w:pStyle w:val="Compact"/>
+            </w:pPr>
+            <w:r>
+              <w:t xml:space="preserve">Compliance (COM)</w:t>
+            </w:r>
+          </w:p>
+        </w:tc>
+        <w:tc>
+          <w:tcPr>
+            <w:shd w:val="clear" w:color="auto" w:fill="107C41"/>
+          </w:tcPr>
+          <w:p>
+            <w:pPr>
+              <w:pStyle w:val="Compact"/>
+            </w:pPr>
+            <w:r>
+              <w:rPr>
+                <w:b/>
+                <w:color w:val="FFFFFF"/>
+              </w:rPr>
+              <w:t>Direct</w:t>
+            </w:r>
+          </w:p>
+        </w:tc>
+        <w:tc>
+          <w:tcPr/>
+          <w:p>
+            <w:pPr>
+              <w:pStyle w:val="Compact"/>
+            </w:pPr>
+            <w:r>
+              <w:t xml:space="preserve">Periodic evidence pack</w:t>
+            </w:r>
+          </w:p>
+        </w:tc>
+        <w:tc>
+          <w:tcPr/>
+          <w:p>
+            <w:pPr>
+              <w:pStyle w:val="Compact"/>
+            </w:pPr>
+            <w:r>
+              <w:t xml:space="preserve">Auditor work-paper input</w:t>
             </w:r>
           </w:p>
         </w:tc>
       </w:tr>
     </w:tbl>
     <w:bookmarkEnd w:id="17"/>
-    <w:bookmarkStart w:id="18" w:name="pov-workshop-approach"/>
+    <w:bookmarkStart w:id="18" w:name="evidence-collection-approach"/>
+    <w:p>
+      <w:pPr>
+        <w:pStyle w:val="Heading2"/>
+      </w:pPr>
+      <w:r>
+        <w:t xml:space="preserve">Evidence Collection Approach</w:t>
+      </w:r>
+    </w:p>
+    <w:p>
+      <w:pPr>
+        <w:pStyle w:val="FirstParagraph"/>
+      </w:pPr>
+      <w:r>
+        <w:t xml:space="preserve">The table below describes per-topic evidence collection - what to collect, the CSW source area, and a suggested cadence. The cadence should be tuned to the customer’s audit cycle, regulatory cadence, and risk appetite.</w:t>
+      </w:r>
+    </w:p>
+    <w:tbl>
+      <w:tblPr>
+        <w:tblStyle w:val="Table"/>
+        <w:tblW w:type="pct" w:w="5000"/>
+        <w:tblLayout w:type="fixed"/>
+        <w:tblLook w:firstRow="1" w:lastRow="0" w:firstColumn="0" w:lastColumn="0" w:noHBand="0" w:noVBand="0" w:val="0020"/>
+        <w:tblBorders>
+          <w:top w:val="single" w:sz="4" w:space="0" w:color="BFBFBF"/>
+          <w:left w:val="single" w:sz="4" w:space="0" w:color="BFBFBF"/>
+          <w:bottom w:val="single" w:sz="4" w:space="0" w:color="BFBFBF"/>
+          <w:right w:val="single" w:sz="4" w:space="0" w:color="BFBFBF"/>
+          <w:insideH w:val="single" w:sz="4" w:space="0" w:color="BFBFBF"/>
+          <w:insideV w:val="single" w:sz="4" w:space="0" w:color="BFBFBF"/>
+        </w:tblBorders>
+      </w:tblPr>
+      <w:tblGrid>
+        <w:gridCol w:w="1980"/>
+        <w:gridCol w:w="1980"/>
+        <w:gridCol w:w="1980"/>
+        <w:gridCol w:w="1980"/>
+      </w:tblGrid>
+      <w:tr>
+        <w:trPr>
+          <w:tblHeader w:val="on"/>
+        </w:trPr>
+        <w:tc>
+          <w:tcPr>
+            <w:shd w:val="clear" w:color="auto" w:fill="003366"/>
+          </w:tcPr>
+          <w:p>
+            <w:pPr>
+              <w:pStyle w:val="Compact"/>
+            </w:pPr>
+            <w:r>
+              <w:rPr>
+                <w:b/>
+                <w:color w:val="FFFFFF"/>
+              </w:rPr>
+              <w:t xml:space="preserve">Topic</w:t>
+            </w:r>
+          </w:p>
+        </w:tc>
+        <w:tc>
+          <w:tcPr>
+            <w:shd w:val="clear" w:color="auto" w:fill="003366"/>
+          </w:tcPr>
+          <w:p>
+            <w:pPr>
+              <w:pStyle w:val="Compact"/>
+            </w:pPr>
+            <w:r>
+              <w:rPr>
+                <w:b/>
+                <w:color w:val="FFFFFF"/>
+              </w:rPr>
+              <w:t xml:space="preserve">What to collect</w:t>
+            </w:r>
+          </w:p>
+        </w:tc>
+        <w:tc>
+          <w:tcPr>
+            <w:shd w:val="clear" w:color="auto" w:fill="003366"/>
+          </w:tcPr>
+          <w:p>
+            <w:pPr>
+              <w:pStyle w:val="Compact"/>
+            </w:pPr>
+            <w:r>
+              <w:rPr>
+                <w:b/>
+                <w:color w:val="FFFFFF"/>
+              </w:rPr>
+              <w:t xml:space="preserve">CSW source</w:t>
+            </w:r>
+          </w:p>
+        </w:tc>
+        <w:tc>
+          <w:tcPr>
+            <w:shd w:val="clear" w:color="auto" w:fill="003366"/>
+          </w:tcPr>
+          <w:p>
+            <w:pPr>
+              <w:pStyle w:val="Compact"/>
+            </w:pPr>
+            <w:r>
+              <w:rPr>
+                <w:b/>
+                <w:color w:val="FFFFFF"/>
+              </w:rPr>
+              <w:t xml:space="preserve">Suggested cadence</w:t>
+            </w:r>
+          </w:p>
+        </w:tc>
+      </w:tr>
+      <w:tr>
+        <w:tc>
+          <w:tcPr/>
+          <w:p>
+            <w:pPr>
+              <w:pStyle w:val="Compact"/>
+            </w:pPr>
+            <w:r>
+              <w:t xml:space="preserve">Cloud workload inventory across tenants</w:t>
+            </w:r>
+          </w:p>
+        </w:tc>
+        <w:tc>
+          <w:tcPr/>
+          <w:p>
+            <w:pPr>
+              <w:pStyle w:val="Compact"/>
+            </w:pPr>
+            <w:r>
+              <w:t xml:space="preserve">Workloads grouped by tenant and service offering</w:t>
+            </w:r>
+          </w:p>
+        </w:tc>
+        <w:tc>
+          <w:tcPr/>
+          <w:p>
+            <w:pPr>
+              <w:pStyle w:val="Compact"/>
+            </w:pPr>
+            <w:r>
+              <w:t xml:space="preserve">Inventory + scope membership export filtered by tenant, customer, service_offering</w:t>
+            </w:r>
+          </w:p>
+        </w:tc>
+        <w:tc>
+          <w:tcPr/>
+          <w:p>
+            <w:pPr>
+              <w:pStyle w:val="Compact"/>
+            </w:pPr>
+            <w:r>
+              <w:t xml:space="preserve">Monthly</w:t>
+            </w:r>
+          </w:p>
+        </w:tc>
+      </w:tr>
+      <w:tr>
+        <w:tc>
+          <w:tcPr>
+            <w:shd w:val="clear" w:color="auto" w:fill="F2F2F2"/>
+          </w:tcPr>
+          <w:p>
+            <w:pPr>
+              <w:pStyle w:val="Compact"/>
+            </w:pPr>
+            <w:r>
+              <w:t xml:space="preserve">Tenant separation evidence</w:t>
+            </w:r>
+          </w:p>
+        </w:tc>
+        <w:tc>
+          <w:tcPr>
+            <w:shd w:val="clear" w:color="auto" w:fill="F2F2F2"/>
+          </w:tcPr>
+          <w:p>
+            <w:pPr>
+              <w:pStyle w:val="Compact"/>
+            </w:pPr>
+            <w:r>
+              <w:t xml:space="preserve">Cross-tenant deny enforcement and violation log</w:t>
+            </w:r>
+          </w:p>
+        </w:tc>
+        <w:tc>
+          <w:tcPr>
+            <w:shd w:val="clear" w:color="auto" w:fill="F2F2F2"/>
+          </w:tcPr>
+          <w:p>
+            <w:pPr>
+              <w:pStyle w:val="Compact"/>
+            </w:pPr>
+            <w:r>
+              <w:t xml:space="preserve">Policy workspace export + policy analysis output</w:t>
+            </w:r>
+          </w:p>
+        </w:tc>
+        <w:tc>
+          <w:tcPr>
+            <w:shd w:val="clear" w:color="auto" w:fill="F2F2F2"/>
+          </w:tcPr>
+          <w:p>
+            <w:pPr>
+              <w:pStyle w:val="Compact"/>
+            </w:pPr>
+            <w:r>
+              <w:t xml:space="preserve">Continuous; reviewed quarterly</w:t>
+            </w:r>
+          </w:p>
+        </w:tc>
+      </w:tr>
+      <w:tr>
+        <w:tc>
+          <w:tcPr/>
+          <w:p>
+            <w:pPr>
+              <w:pStyle w:val="Compact"/>
+            </w:pPr>
+            <w:r>
+              <w:t xml:space="preserve">Operations evidence</w:t>
+            </w:r>
+          </w:p>
+        </w:tc>
+        <w:tc>
+          <w:tcPr/>
+          <w:p>
+            <w:pPr>
+              <w:pStyle w:val="Compact"/>
+            </w:pPr>
+            <w:r>
+              <w:t xml:space="preserve">Continuous monitoring + reachability-weighted vulnerability data</w:t>
+            </w:r>
+          </w:p>
+        </w:tc>
+        <w:tc>
+          <w:tcPr/>
+          <w:p>
+            <w:pPr>
+              <w:pStyle w:val="Compact"/>
+            </w:pPr>
+            <w:r>
+              <w:t xml:space="preserve">Vulnerability report scoped to BSI-C5 + alert log</w:t>
+            </w:r>
+          </w:p>
+        </w:tc>
+        <w:tc>
+          <w:tcPr/>
+          <w:p>
+            <w:pPr>
+              <w:pStyle w:val="Compact"/>
+            </w:pPr>
+            <w:r>
+              <w:t xml:space="preserve">Monthly</w:t>
+            </w:r>
+          </w:p>
+        </w:tc>
+      </w:tr>
+      <w:tr>
+        <w:tc>
+          <w:tcPr>
+            <w:shd w:val="clear" w:color="auto" w:fill="F2F2F2"/>
+          </w:tcPr>
+          <w:p>
+            <w:pPr>
+              <w:pStyle w:val="Compact"/>
+            </w:pPr>
+            <w:r>
+              <w:t xml:space="preserve">Sub-service-provider egress</w:t>
+            </w:r>
+          </w:p>
+        </w:tc>
+        <w:tc>
+          <w:tcPr>
+            <w:shd w:val="clear" w:color="auto" w:fill="F2F2F2"/>
+          </w:tcPr>
+          <w:p>
+            <w:pPr>
+              <w:pStyle w:val="Compact"/>
+            </w:pPr>
+            <w:r>
+              <w:t xml:space="preserve">Outbound flow to External-Service-Providers</w:t>
+            </w:r>
+          </w:p>
+        </w:tc>
+        <w:tc>
+          <w:tcPr>
+            <w:shd w:val="clear" w:color="auto" w:fill="F2F2F2"/>
+          </w:tcPr>
+          <w:p>
+            <w:pPr>
+              <w:pStyle w:val="Compact"/>
+            </w:pPr>
+            <w:r>
+              <w:t xml:space="preserve">Flow search filtered to external service-provider endpoints</w:t>
+            </w:r>
+          </w:p>
+        </w:tc>
+        <w:tc>
+          <w:tcPr>
+            <w:shd w:val="clear" w:color="auto" w:fill="F2F2F2"/>
+          </w:tcPr>
+          <w:p>
+            <w:pPr>
+              <w:pStyle w:val="Compact"/>
+            </w:pPr>
+            <w:r>
+              <w:t xml:space="preserve">Monthly</w:t>
+            </w:r>
+          </w:p>
+        </w:tc>
+      </w:tr>
+      <w:tr>
+        <w:tc>
+          <w:tcPr/>
+          <w:p>
+            <w:pPr>
+              <w:pStyle w:val="Compact"/>
+            </w:pPr>
+            <w:r>
+              <w:t xml:space="preserve">Incident sample (per tenant)</w:t>
+            </w:r>
+          </w:p>
+        </w:tc>
+        <w:tc>
+          <w:tcPr/>
+          <w:p>
+            <w:pPr>
+              <w:pStyle w:val="Compact"/>
+            </w:pPr>
+            <w:r>
+              <w:t xml:space="preserve">Workload-level timeline including tenant identification</w:t>
+            </w:r>
+          </w:p>
+        </w:tc>
+        <w:tc>
+          <w:tcPr/>
+          <w:p>
+            <w:pPr>
+              <w:pStyle w:val="Compact"/>
+            </w:pPr>
+            <w:r>
+              <w:t xml:space="preserve">Flow + process search</w:t>
+            </w:r>
+          </w:p>
+        </w:tc>
+        <w:tc>
+          <w:tcPr/>
+          <w:p>
+            <w:pPr>
+              <w:pStyle w:val="Compact"/>
+            </w:pPr>
+            <w:r>
+              <w:t xml:space="preserve">Per incident; one representative sample per audit cycle</w:t>
+            </w:r>
+          </w:p>
+        </w:tc>
+      </w:tr>
+    </w:tbl>
+    <w:bookmarkEnd w:id="18"/>
+    <w:bookmarkStart w:id="19" w:name="pov-workshop-approach"/>
     <w:p>
       <w:pPr>
         <w:pStyle w:val="Heading2"/>
@@ -1402,8 +1711,8 @@
         <w:t xml:space="preserve">Package inventory, scope, flows, policy, exceptions, and known gaps as the evidence output. Cross-reference this report’s evidence collection table with the customer’s existing audit work-papers.</w:t>
       </w:r>
     </w:p>
-    <w:bookmarkEnd w:id="18"/>
-    <w:bookmarkStart w:id="19" w:name="boundaries-and-complementary-controls"/>
+    <w:bookmarkEnd w:id="19"/>
+    <w:bookmarkStart w:id="20" w:name="boundaries-and-complementary-controls"/>
     <w:p>
       <w:pPr>
         <w:pStyle w:val="Heading2"/>
@@ -1420,8 +1729,8 @@
         <w:t xml:space="preserve">CSW does not replace BSI C5 attestation, CSP organisational and physical controls, supplier contractual arrangements, identity lifecycle, key management / cryptography enforcement, backup/DR, portability and interoperability assurance, or shared-responsibility model decisions.</w:t>
       </w:r>
     </w:p>
-    <w:bookmarkEnd w:id="19"/>
-    <w:bookmarkStart w:id="20" w:name="assessor-auditor-caveat"/>
+    <w:bookmarkEnd w:id="20"/>
+    <w:bookmarkStart w:id="21" w:name="assessor-auditor-caveat"/>
     <w:p>
       <w:pPr>
         <w:pStyle w:val="Heading2"/>
@@ -1438,8 +1747,8 @@
         <w:t xml:space="preserve">CSW provides technical evidence inputs. The customer’s qualified assessor, auditor, certifying body, or regulator determines compliance status. Validate all framework-topic mappings, control IDs, paragraph references, and section numbers in this report against the current official framework text. If the customer is being assessed against a version other than the one referenced in the framework version note above, revalidate before use.</w:t>
       </w:r>
     </w:p>
-    <w:bookmarkEnd w:id="20"/>
-    <w:bookmarkStart w:id="21" w:name="disclaimer"/>
+    <w:bookmarkEnd w:id="21"/>
+    <w:bookmarkStart w:id="22" w:name="disclaimer"/>
     <w:p>
       <w:pPr>
         <w:pStyle w:val="Heading2"/>
@@ -1456,8 +1765,8 @@
         <w:t xml:space="preserve">This report is for informational and planning purposes. It is not legal, regulatory, audit, or certification advice. Validate all mappings against the current official framework text, the customer’s environment, and qualified compliance, legal, and audit professionals.</w:t>
       </w:r>
     </w:p>
-    <w:bookmarkEnd w:id="21"/>
     <w:bookmarkEnd w:id="22"/>
+    <w:bookmarkEnd w:id="23"/>
     <w:sectPr>
       <w:footnotePr>
         <w:numRestart w:val="eachSect"/>

--- a/BSI-C5/CSW-BSI-C5-Compliance-Report.docx
+++ b/BSI-C5/CSW-BSI-C5-Compliance-Report.docx
@@ -150,13 +150,13 @@
         <w:t xml:space="preserve"> </w:t>
       </w:r>
       <w:r>
-        <w:t xml:space="preserve">they produce. The technical runbook (</w:t>
+        <w:t xml:space="preserve">they produce. The reference design (</w:t>
       </w:r>
       <w:r>
         <w:rPr>
           <w:rStyle w:val="VerbatimChar"/>
         </w:rPr>
-        <w:t xml:space="preserve">CSW-BSI-C5-Technical-Runbook.md</w:t>
+        <w:t xml:space="preserve">CSW-BSI-C5-Technical-Reference design.md</w:t>
       </w:r>
       <w:r>
         <w:t xml:space="preserve">) in this folder contains the deeper engineering detail.</w:t>
